--- a/ЛР5/text.docx
+++ b/ЛР5/text.docx
@@ -80,7 +80,85 @@
           <w:sz w:val="32"/>
           <w:szCs w:val="32"/>
         </w:rPr>
-        <w:t xml:space="preserve">1. Открыть ЛР5/Отчет_ЛР5.docx и показать сценарии. 2. В ЛР5/ui_tests выполнить py -m pytest tests/ --headless. 3. Показать ЛР5/screenshots/pytest_terminal.png. 4. Открыть pages/base_page.py и объяснить явные ожидания и JS-fallback клика. 5. Показать один Page Object, например pages/geolocation_page.py. 6. Открыть tests/test_notification_messages.py. 7. После прогона открыть reports/ui_report.html; для Allure использовать --alluredir=reports/allure_ui.</w:t>
+        <w:t xml:space="preserve">1. Открыть ЛР5/Отчет_ЛР5.docx и показать сценарии. 2. Из корня репозитория перейти в ЛР5/ui_tests и запустить команду ниже. Она запускает 16 UI-тестов в headless-браузере и автоматически обновляет reports/ui_report.html и reports/junit_ui.xml, потому что эти параметры заданы в pytest.ini. Ожидаемый результат — 16 passed. 3. После завершения прогона открыть reports/ui_report.html в браузере; это отчёт pytest-html именно от шага 2. 4. Для Allure выполнить вторую команду ниже, затем сформировать и открыть HTML-отчёт третьей и четвёртой командами. 5. Открыть pages/base_page.py и объяснить явные ожидания и JS-fallback клика; затем показать pages/geolocation_page.py и tests/test_notification_messages.py. ЛР5/screenshots/pytest_terminal.png — резервное доказательство прошлого успешного прогона.</w:t>
+      </w:r>
+    </w:p>
+    <w:p>
+      <w:pPr>
+        <w:spacing w:before="120" w:after="120" w:line="240" w:lineRule="auto"/>
+      </w:pPr>
+      <w:r>
+        <w:rPr>
+          <w:rFonts w:ascii="Courier New" w:hAnsi="Courier New" w:cs="Courier New"/>
+          <w:sz w:val="24"/>
+          <w:szCs w:val="24"/>
+        </w:rPr>
+        <w:t xml:space="preserve">cd ЛР5/ui_tests</w:t>
+      </w:r>
+    </w:p>
+    <w:p>
+      <w:pPr>
+        <w:spacing w:before="120" w:after="120" w:line="240" w:lineRule="auto"/>
+      </w:pPr>
+      <w:r>
+        <w:rPr>
+          <w:rFonts w:ascii="Courier New" w:hAnsi="Courier New" w:cs="Courier New"/>
+          <w:sz w:val="24"/>
+          <w:szCs w:val="24"/>
+        </w:rPr>
+        <w:t xml:space="preserve">py -m pytest tests/ --headless</w:t>
+      </w:r>
+    </w:p>
+    <w:p>
+      <w:pPr>
+        <w:spacing w:before="120" w:after="120" w:line="240" w:lineRule="auto"/>
+      </w:pPr>
+      <w:r>
+        <w:rPr>
+          <w:rFonts w:ascii="Courier New" w:hAnsi="Courier New" w:cs="Courier New"/>
+          <w:sz w:val="24"/>
+          <w:szCs w:val="24"/>
+        </w:rPr>
+        <w:t xml:space="preserve">py -m pytest tests/ --headless --alluredir=reports/allure_ui</w:t>
+      </w:r>
+    </w:p>
+    <w:p>
+      <w:pPr>
+        <w:spacing w:before="120" w:after="120" w:line="240" w:lineRule="auto"/>
+      </w:pPr>
+      <w:r>
+        <w:rPr>
+          <w:rFonts w:ascii="Courier New" w:hAnsi="Courier New" w:cs="Courier New"/>
+          <w:sz w:val="24"/>
+          <w:szCs w:val="24"/>
+        </w:rPr>
+        <w:t xml:space="preserve">allure generate reports/allure_ui --clean -o reports/allure_html</w:t>
+      </w:r>
+    </w:p>
+    <w:p>
+      <w:pPr>
+        <w:spacing w:before="120" w:after="120" w:line="240" w:lineRule="auto"/>
+      </w:pPr>
+      <w:r>
+        <w:rPr>
+          <w:rFonts w:ascii="Courier New" w:hAnsi="Courier New" w:cs="Courier New"/>
+          <w:sz w:val="24"/>
+          <w:szCs w:val="24"/>
+        </w:rPr>
+        <w:t xml:space="preserve">allure open reports/allure_html</w:t>
+      </w:r>
+    </w:p>
+    <w:p>
+      <w:pPr>
+        <w:spacing w:before="120" w:after="120" w:line="240" w:lineRule="auto"/>
+      </w:pPr>
+      <w:r>
+        <w:rPr>
+          <w:rFonts w:ascii="Times New Roman" w:hAnsi="Times New Roman" w:cs="Times New Roman"/>
+          <w:sz w:val="32"/>
+          <w:szCs w:val="32"/>
+        </w:rPr>
+        <w:t xml:space="preserve">Живой прогон обращается к публичному сайту The Internet, поэтому требует интернета; также Chrome или Firefox и соответствующий WebDriver должны быть доступны заранее. Без интернета следует показывать сохранённый отчёт и скриншот, не выдавая их за новый запуск.</w:t>
       </w:r>
     </w:p>
     <w:p>
